--- a/PHASE 3 PROJECT WALKTHROUGH.docx
+++ b/PHASE 3 PROJECT WALKTHROUGH.docx
@@ -27,6 +27,18 @@
       </w:r>
       <w:r>
         <w:rPr>
+          <w:rFonts w:ascii="Times New Roman" w:eastAsia="Times New Roman" w:hAnsi="Times New Roman" w:cs="Times New Roman"/>
+          <w:b/>
+          <w:sz w:val="52"/>
+          <w:szCs w:val="26"/>
+          <w:lang w:eastAsia="en-IN"/>
+        </w:rPr>
+        <w:t xml:space="preserve"> </w:t>
+      </w:r>
+      <w:bookmarkStart w:id="0" w:name="_GoBack"/>
+      <w:bookmarkEnd w:id="0"/>
+      <w:r>
+        <w:rPr>
           <w:rFonts w:ascii="Times New Roman" w:hAnsi="Times New Roman" w:cs="Times New Roman"/>
           <w:b/>
           <w:bCs/>
@@ -134,7 +146,7 @@
           <w:lang w:eastAsia="en-IN"/>
         </w:rPr>
         <w:pict w14:anchorId="324D40F5">
-          <v:rect id="_x0000_i1224" style="width:0;height:1.5pt" o:hralign="center" o:hrstd="t" o:hr="t" fillcolor="#a0a0a0" stroked="f"/>
+          <v:rect id="_x0000_i1025" style="width:0;height:1.5pt" o:hralign="center" o:hrstd="t" o:hr="t" fillcolor="#a0a0a0" stroked="f"/>
         </w:pict>
       </w:r>
     </w:p>
@@ -642,6 +654,15 @@
           <w:szCs w:val="28"/>
           <w:lang w:eastAsia="en-IN"/>
         </w:rPr>
+        <w:t xml:space="preserve">• </w:t>
+      </w:r>
+      <w:r>
+        <w:rPr>
+          <w:rFonts w:ascii="Times New Roman" w:eastAsia="Times New Roman" w:hAnsi="Times New Roman" w:cs="Times New Roman"/>
+          <w:sz w:val="28"/>
+          <w:szCs w:val="28"/>
+          <w:lang w:eastAsia="en-IN"/>
+        </w:rPr>
         <w:t>Ride ID</w:t>
       </w:r>
       <w:r>
@@ -728,8 +749,13 @@
     </w:p>
     <w:p>
       <w:pPr>
-        <w:spacing w:before="100" w:beforeAutospacing="1" w:after="100" w:afterAutospacing="1" w:line="240" w:lineRule="auto"/>
-        <w:ind w:left="1080"/>
+        <w:pStyle w:val="ListParagraph"/>
+        <w:numPr>
+          <w:ilvl w:val="0"/>
+          <w:numId w:val="46"/>
+        </w:numPr>
+        <w:spacing w:before="100" w:beforeAutospacing="1" w:after="100" w:afterAutospacing="1" w:line="240" w:lineRule="auto"/>
+        <w:ind w:left="1134"/>
         <w:rPr>
           <w:rFonts w:ascii="Times New Roman" w:eastAsia="Times New Roman" w:hAnsi="Times New Roman" w:cs="Times New Roman"/>
           <w:sz w:val="28"/>
@@ -746,14 +772,26 @@
         </w:rPr>
         <w:t>REQUESTED</w:t>
       </w:r>
-      <w:r>
-        <w:rPr>
-          <w:rFonts w:ascii="Times New Roman" w:eastAsia="Times New Roman" w:hAnsi="Times New Roman" w:cs="Times New Roman"/>
-          <w:sz w:val="28"/>
-          <w:szCs w:val="28"/>
-          <w:lang w:eastAsia="en-IN"/>
-        </w:rPr>
-        <w:br/>
+    </w:p>
+    <w:p>
+      <w:pPr>
+        <w:pStyle w:val="ListParagraph"/>
+        <w:spacing w:before="100" w:beforeAutospacing="1" w:after="100" w:afterAutospacing="1" w:line="240" w:lineRule="auto"/>
+        <w:ind w:left="851"/>
+        <w:rPr>
+          <w:rFonts w:ascii="Times New Roman" w:eastAsia="Times New Roman" w:hAnsi="Times New Roman" w:cs="Times New Roman"/>
+          <w:sz w:val="28"/>
+          <w:szCs w:val="28"/>
+          <w:lang w:eastAsia="en-IN"/>
+        </w:rPr>
+      </w:pPr>
+      <w:r>
+        <w:rPr>
+          <w:rFonts w:ascii="Times New Roman" w:eastAsia="Times New Roman" w:hAnsi="Times New Roman" w:cs="Times New Roman"/>
+          <w:sz w:val="28"/>
+          <w:szCs w:val="28"/>
+          <w:lang w:eastAsia="en-IN"/>
+        </w:rPr>
         <w:t>• ACCEPTED</w:t>
       </w:r>
       <w:r>
@@ -1134,10 +1172,10 @@
           <w:lang w:eastAsia="en-IN"/>
         </w:rPr>
         <w:drawing>
-          <wp:inline distT="0" distB="0" distL="0" distR="0" wp14:anchorId="1D002BE8" wp14:editId="1C13501A">
-            <wp:extent cx="5731510" cy="1004570"/>
-            <wp:effectExtent l="0" t="0" r="2540" b="5080"/>
-            <wp:docPr id="2" name="Picture 2"/>
+          <wp:inline distT="0" distB="0" distL="0" distR="0" wp14:anchorId="3E1D03CB" wp14:editId="0D152EA0">
+            <wp:extent cx="5731510" cy="2717165"/>
+            <wp:effectExtent l="0" t="0" r="2540" b="6985"/>
+            <wp:docPr id="3" name="Picture 3"/>
             <wp:cNvGraphicFramePr>
               <a:graphicFrameLocks xmlns:a="http://schemas.openxmlformats.org/drawingml/2006/main" noChangeAspect="1"/>
             </wp:cNvGraphicFramePr>
@@ -1145,7 +1183,7 @@
               <a:graphicData uri="http://schemas.openxmlformats.org/drawingml/2006/picture">
                 <pic:pic xmlns:pic="http://schemas.openxmlformats.org/drawingml/2006/picture">
                   <pic:nvPicPr>
-                    <pic:cNvPr id="2" name="3A.png"/>
+                    <pic:cNvPr id="3" name="3C.png"/>
                     <pic:cNvPicPr/>
                   </pic:nvPicPr>
                   <pic:blipFill>
@@ -1163,7 +1201,7 @@
                   <pic:spPr>
                     <a:xfrm>
                       <a:off x="0" y="0"/>
-                      <a:ext cx="5731510" cy="1004570"/>
+                      <a:ext cx="5731510" cy="2717165"/>
                     </a:xfrm>
                     <a:prstGeom prst="rect">
                       <a:avLst/>
@@ -1422,6 +1460,7 @@
           <w:szCs w:val="28"/>
           <w:lang w:eastAsia="en-IN"/>
         </w:rPr>
+        <w:lastRenderedPageBreak/>
         <w:t xml:space="preserve">→ Forward message to </w:t>
       </w:r>
       <w:proofErr w:type="spellStart"/>
@@ -1519,7 +1558,6 @@
           <w:szCs w:val="28"/>
           <w:lang w:eastAsia="en-IN"/>
         </w:rPr>
-        <w:lastRenderedPageBreak/>
         <w:t>This filtering mechanism ensures that only relevant business events are processed further for earnings calculation.</w:t>
       </w:r>
     </w:p>
@@ -1557,17 +1595,16 @@
       </w:pPr>
       <w:r>
         <w:rPr>
-          <w:rFonts w:ascii="Times New Roman" w:eastAsia="Times New Roman" w:hAnsi="Times New Roman" w:cs="Times New Roman"/>
+          <w:rFonts w:ascii="Times New Roman" w:hAnsi="Times New Roman" w:cs="Times New Roman"/>
           <w:noProof/>
-          <w:sz w:val="28"/>
-          <w:szCs w:val="28"/>
-          <w:lang w:eastAsia="en-IN"/>
+          <w:sz w:val="36"/>
+          <w:szCs w:val="36"/>
         </w:rPr>
         <w:drawing>
-          <wp:inline distT="0" distB="0" distL="0" distR="0" wp14:anchorId="1276A672" wp14:editId="514A674D">
-            <wp:extent cx="5601185" cy="2255715"/>
-            <wp:effectExtent l="0" t="0" r="0" b="0"/>
-            <wp:docPr id="3" name="Picture 3"/>
+          <wp:inline distT="0" distB="0" distL="0" distR="0" wp14:anchorId="00412B27" wp14:editId="613B3881">
+            <wp:extent cx="5731510" cy="1486965"/>
+            <wp:effectExtent l="0" t="0" r="2540" b="0"/>
+            <wp:docPr id="563076577" name="Picture 5"/>
             <wp:cNvGraphicFramePr>
               <a:graphicFrameLocks xmlns:a="http://schemas.openxmlformats.org/drawingml/2006/main" noChangeAspect="1"/>
             </wp:cNvGraphicFramePr>
@@ -1575,11 +1612,413 @@
               <a:graphicData uri="http://schemas.openxmlformats.org/drawingml/2006/picture">
                 <pic:pic xmlns:pic="http://schemas.openxmlformats.org/drawingml/2006/picture">
                   <pic:nvPicPr>
-                    <pic:cNvPr id="3" name="3B.png"/>
+                    <pic:cNvPr id="563076577" name="Picture 563076577"/>
+                    <pic:cNvPicPr/>
+                  </pic:nvPicPr>
+                  <pic:blipFill rotWithShape="1">
+                    <a:blip r:embed="rId10">
+                      <a:extLst>
+                        <a:ext uri="{28A0092B-C50C-407E-A947-70E740481C1C}">
+                          <a14:useLocalDpi xmlns:a14="http://schemas.microsoft.com/office/drawing/2010/main" val="0"/>
+                        </a:ext>
+                      </a:extLst>
+                    </a:blip>
+                    <a:srcRect t="15798"/>
+                    <a:stretch/>
+                  </pic:blipFill>
+                  <pic:spPr bwMode="auto">
+                    <a:xfrm>
+                      <a:off x="0" y="0"/>
+                      <a:ext cx="5731510" cy="1486965"/>
+                    </a:xfrm>
+                    <a:prstGeom prst="rect">
+                      <a:avLst/>
+                    </a:prstGeom>
+                    <a:ln>
+                      <a:noFill/>
+                    </a:ln>
+                    <a:extLst>
+                      <a:ext uri="{53640926-AAD7-44D8-BBD7-CCE9431645EC}">
+                        <a14:shadowObscured xmlns:a14="http://schemas.microsoft.com/office/drawing/2010/main"/>
+                      </a:ext>
+                    </a:extLst>
+                  </pic:spPr>
+                </pic:pic>
+              </a:graphicData>
+            </a:graphic>
+          </wp:inline>
+        </w:drawing>
+      </w:r>
+      <w:r>
+        <w:rPr>
+          <w:rFonts w:ascii="Times New Roman" w:eastAsia="Times New Roman" w:hAnsi="Times New Roman" w:cs="Times New Roman"/>
+          <w:sz w:val="28"/>
+          <w:szCs w:val="28"/>
+          <w:lang w:eastAsia="en-IN"/>
+        </w:rPr>
+        <w:br/>
+      </w:r>
+      <w:r>
+        <w:rPr>
+          <w:rFonts w:ascii="Times New Roman" w:eastAsia="Times New Roman" w:hAnsi="Times New Roman" w:cs="Times New Roman"/>
+          <w:sz w:val="28"/>
+          <w:szCs w:val="28"/>
+          <w:lang w:eastAsia="en-IN"/>
+        </w:rPr>
+        <w:t xml:space="preserve">         </w:t>
+      </w:r>
+      <w:r>
+        <w:rPr>
+          <w:rFonts w:ascii="Times New Roman" w:eastAsia="Times New Roman" w:hAnsi="Times New Roman" w:cs="Times New Roman"/>
+          <w:sz w:val="28"/>
+          <w:szCs w:val="28"/>
+          <w:lang w:eastAsia="en-IN"/>
+        </w:rPr>
+        <w:t>Fig. Filtering and Forwarding Completed Ride Events</w:t>
+      </w:r>
+    </w:p>
+    <w:p>
+      <w:pPr>
+        <w:spacing w:after="0" w:line="240" w:lineRule="auto"/>
+        <w:ind w:left="360"/>
+        <w:rPr>
+          <w:rFonts w:ascii="Times New Roman" w:eastAsia="Times New Roman" w:hAnsi="Times New Roman" w:cs="Times New Roman"/>
+          <w:sz w:val="28"/>
+          <w:szCs w:val="28"/>
+          <w:lang w:eastAsia="en-IN"/>
+        </w:rPr>
+      </w:pPr>
+    </w:p>
+    <w:p>
+      <w:pPr>
+        <w:spacing w:before="100" w:beforeAutospacing="1" w:after="100" w:afterAutospacing="1" w:line="240" w:lineRule="auto"/>
+        <w:ind w:left="360"/>
+        <w:rPr>
+          <w:rFonts w:ascii="Times New Roman" w:eastAsia="Times New Roman" w:hAnsi="Times New Roman" w:cs="Times New Roman"/>
+          <w:b/>
+          <w:sz w:val="32"/>
+          <w:szCs w:val="28"/>
+          <w:lang w:eastAsia="en-IN"/>
+        </w:rPr>
+      </w:pPr>
+      <w:r>
+        <w:rPr>
+          <w:rFonts w:ascii="Times New Roman" w:eastAsia="Times New Roman" w:hAnsi="Times New Roman" w:cs="Times New Roman"/>
+          <w:b/>
+          <w:sz w:val="32"/>
+          <w:szCs w:val="28"/>
+          <w:lang w:eastAsia="en-IN"/>
+        </w:rPr>
+        <w:t>DRIVER EARNINGS PROCESSING</w:t>
+      </w:r>
+    </w:p>
+    <w:p>
+      <w:pPr>
+        <w:spacing w:before="100" w:beforeAutospacing="1" w:after="100" w:afterAutospacing="1" w:line="240" w:lineRule="auto"/>
+        <w:ind w:left="360"/>
+        <w:rPr>
+          <w:rFonts w:ascii="Times New Roman" w:eastAsia="Times New Roman" w:hAnsi="Times New Roman" w:cs="Times New Roman"/>
+          <w:sz w:val="28"/>
+          <w:szCs w:val="28"/>
+          <w:lang w:eastAsia="en-IN"/>
+        </w:rPr>
+      </w:pPr>
+      <w:r>
+        <w:rPr>
+          <w:rFonts w:ascii="Times New Roman" w:eastAsia="Times New Roman" w:hAnsi="Times New Roman" w:cs="Times New Roman"/>
+          <w:sz w:val="28"/>
+          <w:szCs w:val="28"/>
+          <w:lang w:eastAsia="en-IN"/>
+        </w:rPr>
+        <w:t xml:space="preserve">The driver_earnings_consumer.py application consumes messages from the </w:t>
+      </w:r>
+      <w:proofErr w:type="spellStart"/>
+      <w:proofErr w:type="gramStart"/>
+      <w:r>
+        <w:rPr>
+          <w:rFonts w:ascii="Times New Roman" w:eastAsia="Times New Roman" w:hAnsi="Times New Roman" w:cs="Times New Roman"/>
+          <w:sz w:val="28"/>
+          <w:szCs w:val="28"/>
+          <w:lang w:eastAsia="en-IN"/>
+        </w:rPr>
+        <w:t>ride.completed</w:t>
+      </w:r>
+      <w:proofErr w:type="spellEnd"/>
+      <w:proofErr w:type="gramEnd"/>
+      <w:r>
+        <w:rPr>
+          <w:rFonts w:ascii="Times New Roman" w:eastAsia="Times New Roman" w:hAnsi="Times New Roman" w:cs="Times New Roman"/>
+          <w:sz w:val="28"/>
+          <w:szCs w:val="28"/>
+          <w:lang w:eastAsia="en-IN"/>
+        </w:rPr>
+        <w:t xml:space="preserve"> topic.</w:t>
+      </w:r>
+    </w:p>
+    <w:p>
+      <w:pPr>
+        <w:spacing w:before="100" w:beforeAutospacing="1" w:after="100" w:afterAutospacing="1" w:line="240" w:lineRule="auto"/>
+        <w:ind w:left="360"/>
+        <w:rPr>
+          <w:rFonts w:ascii="Times New Roman" w:eastAsia="Times New Roman" w:hAnsi="Times New Roman" w:cs="Times New Roman"/>
+          <w:sz w:val="28"/>
+          <w:szCs w:val="28"/>
+          <w:lang w:eastAsia="en-IN"/>
+        </w:rPr>
+      </w:pPr>
+      <w:r>
+        <w:rPr>
+          <w:rFonts w:ascii="Times New Roman" w:eastAsia="Times New Roman" w:hAnsi="Times New Roman" w:cs="Times New Roman"/>
+          <w:sz w:val="28"/>
+          <w:szCs w:val="28"/>
+          <w:lang w:eastAsia="en-IN"/>
+        </w:rPr>
+        <w:t>For each completed ride:</w:t>
+      </w:r>
+    </w:p>
+    <w:p>
+      <w:pPr>
+        <w:pStyle w:val="ListParagraph"/>
+        <w:numPr>
+          <w:ilvl w:val="0"/>
+          <w:numId w:val="39"/>
+        </w:numPr>
+        <w:spacing w:before="100" w:beforeAutospacing="1" w:after="100" w:afterAutospacing="1" w:line="240" w:lineRule="auto"/>
+        <w:rPr>
+          <w:rFonts w:ascii="Times New Roman" w:eastAsia="Times New Roman" w:hAnsi="Times New Roman" w:cs="Times New Roman"/>
+          <w:sz w:val="28"/>
+          <w:szCs w:val="28"/>
+          <w:lang w:eastAsia="en-IN"/>
+        </w:rPr>
+      </w:pPr>
+      <w:r>
+        <w:rPr>
+          <w:rFonts w:ascii="Times New Roman" w:eastAsia="Times New Roman" w:hAnsi="Times New Roman" w:cs="Times New Roman"/>
+          <w:sz w:val="28"/>
+          <w:szCs w:val="28"/>
+          <w:lang w:eastAsia="en-IN"/>
+        </w:rPr>
+        <w:t>Driver ride count is incremented.</w:t>
+      </w:r>
+    </w:p>
+    <w:p>
+      <w:pPr>
+        <w:pStyle w:val="ListParagraph"/>
+        <w:numPr>
+          <w:ilvl w:val="0"/>
+          <w:numId w:val="39"/>
+        </w:numPr>
+        <w:spacing w:before="100" w:beforeAutospacing="1" w:after="100" w:afterAutospacing="1" w:line="240" w:lineRule="auto"/>
+        <w:rPr>
+          <w:rFonts w:ascii="Times New Roman" w:eastAsia="Times New Roman" w:hAnsi="Times New Roman" w:cs="Times New Roman"/>
+          <w:sz w:val="28"/>
+          <w:szCs w:val="28"/>
+          <w:lang w:eastAsia="en-IN"/>
+        </w:rPr>
+      </w:pPr>
+      <w:r>
+        <w:rPr>
+          <w:rFonts w:ascii="Times New Roman" w:eastAsia="Times New Roman" w:hAnsi="Times New Roman" w:cs="Times New Roman"/>
+          <w:sz w:val="28"/>
+          <w:szCs w:val="28"/>
+          <w:lang w:eastAsia="en-IN"/>
+        </w:rPr>
+        <w:t>Earnings are updated.</w:t>
+      </w:r>
+      <w:r>
+        <w:rPr>
+          <w:rFonts w:ascii="Times New Roman" w:hAnsi="Times New Roman" w:cs="Times New Roman"/>
+          <w:sz w:val="28"/>
+          <w:szCs w:val="28"/>
+          <w:lang w:eastAsia="en-IN"/>
+        </w:rPr>
+        <w:t xml:space="preserve"> </w:t>
+      </w:r>
+    </w:p>
+    <w:p>
+      <w:pPr>
+        <w:spacing w:before="100" w:beforeAutospacing="1" w:after="100" w:afterAutospacing="1" w:line="240" w:lineRule="auto"/>
+        <w:ind w:left="360"/>
+        <w:rPr>
+          <w:rFonts w:ascii="Times New Roman" w:eastAsia="Times New Roman" w:hAnsi="Times New Roman" w:cs="Times New Roman"/>
+          <w:sz w:val="28"/>
+          <w:szCs w:val="28"/>
+          <w:lang w:eastAsia="en-IN"/>
+        </w:rPr>
+      </w:pPr>
+      <w:r>
+        <w:rPr>
+          <w:rFonts w:ascii="Times New Roman" w:eastAsia="Times New Roman" w:hAnsi="Times New Roman" w:cs="Times New Roman"/>
+          <w:sz w:val="28"/>
+          <w:szCs w:val="28"/>
+          <w:lang w:eastAsia="en-IN"/>
+        </w:rPr>
+        <w:t>The earnings model used in this project is intentionally simple.</w:t>
+      </w:r>
+    </w:p>
+    <w:p>
+      <w:pPr>
+        <w:spacing w:before="100" w:beforeAutospacing="1" w:after="100" w:afterAutospacing="1" w:line="240" w:lineRule="auto"/>
+        <w:ind w:left="360"/>
+        <w:rPr>
+          <w:rFonts w:ascii="Times New Roman" w:eastAsia="Times New Roman" w:hAnsi="Times New Roman" w:cs="Times New Roman"/>
+          <w:sz w:val="28"/>
+          <w:szCs w:val="28"/>
+          <w:lang w:eastAsia="en-IN"/>
+        </w:rPr>
+      </w:pPr>
+      <w:r>
+        <w:rPr>
+          <w:rFonts w:ascii="Times New Roman" w:eastAsia="Times New Roman" w:hAnsi="Times New Roman" w:cs="Times New Roman"/>
+          <w:sz w:val="28"/>
+          <w:szCs w:val="28"/>
+          <w:lang w:eastAsia="en-IN"/>
+        </w:rPr>
+        <w:t>Formula:</w:t>
+      </w:r>
+    </w:p>
+    <w:p>
+      <w:pPr>
+        <w:spacing w:before="100" w:beforeAutospacing="1" w:after="100" w:afterAutospacing="1" w:line="240" w:lineRule="auto"/>
+        <w:ind w:left="360"/>
+        <w:rPr>
+          <w:rFonts w:ascii="Times New Roman" w:eastAsia="Times New Roman" w:hAnsi="Times New Roman" w:cs="Times New Roman"/>
+          <w:sz w:val="28"/>
+          <w:szCs w:val="28"/>
+          <w:lang w:eastAsia="en-IN"/>
+        </w:rPr>
+      </w:pPr>
+      <w:r>
+        <w:rPr>
+          <w:rFonts w:ascii="Times New Roman" w:eastAsia="Times New Roman" w:hAnsi="Times New Roman" w:cs="Times New Roman"/>
+          <w:sz w:val="28"/>
+          <w:szCs w:val="28"/>
+          <w:lang w:eastAsia="en-IN"/>
+        </w:rPr>
+        <w:t>Total Earnings = Completed Rides × $5</w:t>
+      </w:r>
+    </w:p>
+    <w:p>
+      <w:pPr>
+        <w:spacing w:before="100" w:beforeAutospacing="1" w:after="100" w:afterAutospacing="1" w:line="240" w:lineRule="auto"/>
+        <w:ind w:left="360"/>
+        <w:rPr>
+          <w:rFonts w:ascii="Times New Roman" w:eastAsia="Times New Roman" w:hAnsi="Times New Roman" w:cs="Times New Roman"/>
+          <w:sz w:val="28"/>
+          <w:szCs w:val="28"/>
+          <w:lang w:eastAsia="en-IN"/>
+        </w:rPr>
+      </w:pPr>
+      <w:r>
+        <w:rPr>
+          <w:rFonts w:ascii="Times New Roman" w:eastAsia="Times New Roman" w:hAnsi="Times New Roman" w:cs="Times New Roman"/>
+          <w:sz w:val="28"/>
+          <w:szCs w:val="28"/>
+          <w:lang w:eastAsia="en-IN"/>
+        </w:rPr>
+        <w:t>Example:</w:t>
+      </w:r>
+    </w:p>
+    <w:p>
+      <w:pPr>
+        <w:spacing w:before="100" w:beforeAutospacing="1" w:after="100" w:afterAutospacing="1" w:line="240" w:lineRule="auto"/>
+        <w:ind w:left="360"/>
+        <w:rPr>
+          <w:rFonts w:ascii="Times New Roman" w:eastAsia="Times New Roman" w:hAnsi="Times New Roman" w:cs="Times New Roman"/>
+          <w:sz w:val="28"/>
+          <w:szCs w:val="28"/>
+          <w:lang w:eastAsia="en-IN"/>
+        </w:rPr>
+      </w:pPr>
+      <w:r>
+        <w:rPr>
+          <w:rFonts w:ascii="Times New Roman" w:eastAsia="Times New Roman" w:hAnsi="Times New Roman" w:cs="Times New Roman"/>
+          <w:sz w:val="28"/>
+          <w:szCs w:val="28"/>
+          <w:lang w:eastAsia="en-IN"/>
+        </w:rPr>
+        <w:t>Completed Rides = 4</w:t>
+      </w:r>
+    </w:p>
+    <w:p>
+      <w:pPr>
+        <w:spacing w:before="100" w:beforeAutospacing="1" w:after="100" w:afterAutospacing="1" w:line="240" w:lineRule="auto"/>
+        <w:ind w:left="360"/>
+        <w:rPr>
+          <w:rFonts w:ascii="Times New Roman" w:eastAsia="Times New Roman" w:hAnsi="Times New Roman" w:cs="Times New Roman"/>
+          <w:sz w:val="28"/>
+          <w:szCs w:val="28"/>
+          <w:lang w:eastAsia="en-IN"/>
+        </w:rPr>
+      </w:pPr>
+      <w:r>
+        <w:rPr>
+          <w:rFonts w:ascii="Times New Roman" w:eastAsia="Times New Roman" w:hAnsi="Times New Roman" w:cs="Times New Roman"/>
+          <w:sz w:val="28"/>
+          <w:szCs w:val="28"/>
+          <w:lang w:eastAsia="en-IN"/>
+        </w:rPr>
+        <w:lastRenderedPageBreak/>
+        <w:t>Earnings = 4 × $5 = $20</w:t>
+      </w:r>
+    </w:p>
+    <w:p>
+      <w:pPr>
+        <w:spacing w:before="100" w:beforeAutospacing="1" w:after="100" w:afterAutospacing="1" w:line="240" w:lineRule="auto"/>
+        <w:ind w:left="360"/>
+        <w:rPr>
+          <w:rFonts w:ascii="Times New Roman" w:eastAsia="Times New Roman" w:hAnsi="Times New Roman" w:cs="Times New Roman"/>
+          <w:sz w:val="28"/>
+          <w:szCs w:val="28"/>
+          <w:lang w:eastAsia="en-IN"/>
+        </w:rPr>
+      </w:pPr>
+      <w:r>
+        <w:rPr>
+          <w:rFonts w:ascii="Times New Roman" w:eastAsia="Times New Roman" w:hAnsi="Times New Roman" w:cs="Times New Roman"/>
+          <w:sz w:val="28"/>
+          <w:szCs w:val="28"/>
+          <w:lang w:eastAsia="en-IN"/>
+        </w:rPr>
+        <w:t>The consumer continuously updates driver statistics whenever new completed rides arrive.</w:t>
+      </w:r>
+    </w:p>
+    <w:p>
+      <w:pPr>
+        <w:spacing w:before="100" w:beforeAutospacing="1" w:after="100" w:afterAutospacing="1" w:line="240" w:lineRule="auto"/>
+        <w:ind w:left="360"/>
+        <w:rPr>
+          <w:rFonts w:ascii="Times New Roman" w:eastAsia="Times New Roman" w:hAnsi="Times New Roman" w:cs="Times New Roman"/>
+          <w:sz w:val="28"/>
+          <w:szCs w:val="28"/>
+          <w:lang w:eastAsia="en-IN"/>
+        </w:rPr>
+      </w:pPr>
+      <w:r>
+        <w:rPr>
+          <w:rFonts w:ascii="Times New Roman" w:eastAsia="Times New Roman" w:hAnsi="Times New Roman" w:cs="Times New Roman"/>
+          <w:noProof/>
+          <w:sz w:val="28"/>
+          <w:szCs w:val="28"/>
+          <w:lang w:eastAsia="en-IN"/>
+        </w:rPr>
+        <w:drawing>
+          <wp:inline distT="0" distB="0" distL="0" distR="0" wp14:anchorId="72BFD3A7" wp14:editId="3CE7E824">
+            <wp:extent cx="5601185" cy="2255715"/>
+            <wp:effectExtent l="0" t="0" r="0" b="0"/>
+            <wp:docPr id="5" name="Picture 5"/>
+            <wp:cNvGraphicFramePr>
+              <a:graphicFrameLocks xmlns:a="http://schemas.openxmlformats.org/drawingml/2006/main" noChangeAspect="1"/>
+            </wp:cNvGraphicFramePr>
+            <a:graphic xmlns:a="http://schemas.openxmlformats.org/drawingml/2006/main">
+              <a:graphicData uri="http://schemas.openxmlformats.org/drawingml/2006/picture">
+                <pic:pic xmlns:pic="http://schemas.openxmlformats.org/drawingml/2006/picture">
+                  <pic:nvPicPr>
+                    <pic:cNvPr id="5" name="3B.png"/>
                     <pic:cNvPicPr/>
                   </pic:nvPicPr>
                   <pic:blipFill>
-                    <a:blip r:embed="rId10">
+                    <a:blip r:embed="rId11">
                       <a:extLst>
                         <a:ext uri="{28A0092B-C50C-407E-A947-70E740481C1C}">
                           <a14:useLocalDpi xmlns:a14="http://schemas.microsoft.com/office/drawing/2010/main" val="0"/>
@@ -1621,16 +2060,45 @@
           <w:szCs w:val="28"/>
           <w:lang w:eastAsia="en-IN"/>
         </w:rPr>
-        <w:t xml:space="preserve">         </w:t>
-      </w:r>
-      <w:r>
-        <w:rPr>
-          <w:rFonts w:ascii="Times New Roman" w:eastAsia="Times New Roman" w:hAnsi="Times New Roman" w:cs="Times New Roman"/>
-          <w:sz w:val="28"/>
-          <w:szCs w:val="28"/>
-          <w:lang w:eastAsia="en-IN"/>
-        </w:rPr>
-        <w:t>Fig. Filtering and Forwarding Completed Ride Events</w:t>
+        <w:t xml:space="preserve">                </w:t>
+      </w:r>
+      <w:proofErr w:type="gramStart"/>
+      <w:r>
+        <w:rPr>
+          <w:rFonts w:ascii="Times New Roman" w:eastAsia="Times New Roman" w:hAnsi="Times New Roman" w:cs="Times New Roman"/>
+          <w:sz w:val="28"/>
+          <w:szCs w:val="28"/>
+          <w:lang w:eastAsia="en-IN"/>
+        </w:rPr>
+        <w:t>Fig</w:t>
+      </w:r>
+      <w:r>
+        <w:rPr>
+          <w:rFonts w:ascii="Times New Roman" w:eastAsia="Times New Roman" w:hAnsi="Times New Roman" w:cs="Times New Roman"/>
+          <w:sz w:val="28"/>
+          <w:szCs w:val="28"/>
+          <w:lang w:eastAsia="en-IN"/>
+        </w:rPr>
+        <w:t>:</w:t>
+      </w:r>
+      <w:r>
+        <w:rPr>
+          <w:rFonts w:ascii="Times New Roman" w:eastAsia="Times New Roman" w:hAnsi="Times New Roman" w:cs="Times New Roman"/>
+          <w:sz w:val="28"/>
+          <w:szCs w:val="28"/>
+          <w:lang w:eastAsia="en-IN"/>
+        </w:rPr>
+        <w:t>.</w:t>
+      </w:r>
+      <w:proofErr w:type="gramEnd"/>
+      <w:r>
+        <w:rPr>
+          <w:rFonts w:ascii="Times New Roman" w:eastAsia="Times New Roman" w:hAnsi="Times New Roman" w:cs="Times New Roman"/>
+          <w:sz w:val="28"/>
+          <w:szCs w:val="28"/>
+          <w:lang w:eastAsia="en-IN"/>
+        </w:rPr>
+        <w:t xml:space="preserve"> Driver Earnings Calculation and Aggregation</w:t>
       </w:r>
     </w:p>
     <w:p>
@@ -1665,7 +2133,7 @@
           <w:szCs w:val="28"/>
           <w:lang w:eastAsia="en-IN"/>
         </w:rPr>
-        <w:t>DRIVER EARNINGS PROCESSING</w:t>
+        <w:t>TOP DRIVER ANALYTICS</w:t>
       </w:r>
     </w:p>
     <w:p>
@@ -1686,431 +2154,7 @@
           <w:szCs w:val="28"/>
           <w:lang w:eastAsia="en-IN"/>
         </w:rPr>
-        <w:t xml:space="preserve">The driver_earnings_consumer.py application consumes messages from the </w:t>
-      </w:r>
-      <w:proofErr w:type="spellStart"/>
-      <w:proofErr w:type="gramStart"/>
-      <w:r>
-        <w:rPr>
-          <w:rFonts w:ascii="Times New Roman" w:eastAsia="Times New Roman" w:hAnsi="Times New Roman" w:cs="Times New Roman"/>
-          <w:sz w:val="28"/>
-          <w:szCs w:val="28"/>
-          <w:lang w:eastAsia="en-IN"/>
-        </w:rPr>
-        <w:t>ride.completed</w:t>
-      </w:r>
-      <w:proofErr w:type="spellEnd"/>
-      <w:proofErr w:type="gramEnd"/>
-      <w:r>
-        <w:rPr>
-          <w:rFonts w:ascii="Times New Roman" w:eastAsia="Times New Roman" w:hAnsi="Times New Roman" w:cs="Times New Roman"/>
-          <w:sz w:val="28"/>
-          <w:szCs w:val="28"/>
-          <w:lang w:eastAsia="en-IN"/>
-        </w:rPr>
-        <w:t xml:space="preserve"> topic.</w:t>
-      </w:r>
-    </w:p>
-    <w:p>
-      <w:pPr>
-        <w:spacing w:before="100" w:beforeAutospacing="1" w:after="100" w:afterAutospacing="1" w:line="240" w:lineRule="auto"/>
-        <w:ind w:left="360"/>
-        <w:rPr>
-          <w:rFonts w:ascii="Times New Roman" w:eastAsia="Times New Roman" w:hAnsi="Times New Roman" w:cs="Times New Roman"/>
-          <w:sz w:val="28"/>
-          <w:szCs w:val="28"/>
-          <w:lang w:eastAsia="en-IN"/>
-        </w:rPr>
-      </w:pPr>
-      <w:r>
-        <w:rPr>
-          <w:rFonts w:ascii="Times New Roman" w:eastAsia="Times New Roman" w:hAnsi="Times New Roman" w:cs="Times New Roman"/>
-          <w:sz w:val="28"/>
-          <w:szCs w:val="28"/>
-          <w:lang w:eastAsia="en-IN"/>
-        </w:rPr>
-        <w:t>For each completed ride:</w:t>
-      </w:r>
-    </w:p>
-    <w:p>
-      <w:pPr>
-        <w:pStyle w:val="ListParagraph"/>
-        <w:numPr>
-          <w:ilvl w:val="0"/>
-          <w:numId w:val="39"/>
-        </w:numPr>
-        <w:spacing w:before="100" w:beforeAutospacing="1" w:after="100" w:afterAutospacing="1" w:line="240" w:lineRule="auto"/>
-        <w:rPr>
-          <w:rFonts w:ascii="Times New Roman" w:eastAsia="Times New Roman" w:hAnsi="Times New Roman" w:cs="Times New Roman"/>
-          <w:sz w:val="28"/>
-          <w:szCs w:val="28"/>
-          <w:lang w:eastAsia="en-IN"/>
-        </w:rPr>
-      </w:pPr>
-      <w:r>
-        <w:rPr>
-          <w:rFonts w:ascii="Times New Roman" w:eastAsia="Times New Roman" w:hAnsi="Times New Roman" w:cs="Times New Roman"/>
-          <w:sz w:val="28"/>
-          <w:szCs w:val="28"/>
-          <w:lang w:eastAsia="en-IN"/>
-        </w:rPr>
-        <w:t>Driver ride count is incremented.</w:t>
-      </w:r>
-    </w:p>
-    <w:p>
-      <w:pPr>
-        <w:pStyle w:val="ListParagraph"/>
-        <w:numPr>
-          <w:ilvl w:val="0"/>
-          <w:numId w:val="39"/>
-        </w:numPr>
-        <w:spacing w:before="100" w:beforeAutospacing="1" w:after="100" w:afterAutospacing="1" w:line="240" w:lineRule="auto"/>
-        <w:rPr>
-          <w:rFonts w:ascii="Times New Roman" w:eastAsia="Times New Roman" w:hAnsi="Times New Roman" w:cs="Times New Roman"/>
-          <w:sz w:val="28"/>
-          <w:szCs w:val="28"/>
-          <w:lang w:eastAsia="en-IN"/>
-        </w:rPr>
-      </w:pPr>
-      <w:r>
-        <w:rPr>
-          <w:rFonts w:ascii="Times New Roman" w:eastAsia="Times New Roman" w:hAnsi="Times New Roman" w:cs="Times New Roman"/>
-          <w:sz w:val="28"/>
-          <w:szCs w:val="28"/>
-          <w:lang w:eastAsia="en-IN"/>
-        </w:rPr>
-        <w:t>Earnings are updated.</w:t>
-      </w:r>
-      <w:r>
-        <w:rPr>
-          <w:rFonts w:ascii="Times New Roman" w:hAnsi="Times New Roman" w:cs="Times New Roman"/>
-          <w:sz w:val="28"/>
-          <w:szCs w:val="28"/>
-          <w:lang w:eastAsia="en-IN"/>
-        </w:rPr>
-        <w:t xml:space="preserve"> </w:t>
-      </w:r>
-    </w:p>
-    <w:p>
-      <w:pPr>
-        <w:spacing w:before="100" w:beforeAutospacing="1" w:after="100" w:afterAutospacing="1" w:line="240" w:lineRule="auto"/>
-        <w:ind w:left="360"/>
-        <w:rPr>
-          <w:rFonts w:ascii="Times New Roman" w:eastAsia="Times New Roman" w:hAnsi="Times New Roman" w:cs="Times New Roman"/>
-          <w:sz w:val="28"/>
-          <w:szCs w:val="28"/>
-          <w:lang w:eastAsia="en-IN"/>
-        </w:rPr>
-      </w:pPr>
-      <w:r>
-        <w:rPr>
-          <w:rFonts w:ascii="Times New Roman" w:eastAsia="Times New Roman" w:hAnsi="Times New Roman" w:cs="Times New Roman"/>
-          <w:sz w:val="28"/>
-          <w:szCs w:val="28"/>
-          <w:lang w:eastAsia="en-IN"/>
-        </w:rPr>
-        <w:t>The earnings model used in this project is intentionally simple.</w:t>
-      </w:r>
-    </w:p>
-    <w:p>
-      <w:pPr>
-        <w:spacing w:before="100" w:beforeAutospacing="1" w:after="100" w:afterAutospacing="1" w:line="240" w:lineRule="auto"/>
-        <w:ind w:left="360"/>
-        <w:rPr>
-          <w:rFonts w:ascii="Times New Roman" w:eastAsia="Times New Roman" w:hAnsi="Times New Roman" w:cs="Times New Roman"/>
-          <w:sz w:val="28"/>
-          <w:szCs w:val="28"/>
-          <w:lang w:eastAsia="en-IN"/>
-        </w:rPr>
-      </w:pPr>
-      <w:r>
-        <w:rPr>
-          <w:rFonts w:ascii="Times New Roman" w:eastAsia="Times New Roman" w:hAnsi="Times New Roman" w:cs="Times New Roman"/>
-          <w:sz w:val="28"/>
-          <w:szCs w:val="28"/>
-          <w:lang w:eastAsia="en-IN"/>
-        </w:rPr>
-        <w:t>Formula:</w:t>
-      </w:r>
-    </w:p>
-    <w:p>
-      <w:pPr>
-        <w:spacing w:before="100" w:beforeAutospacing="1" w:after="100" w:afterAutospacing="1" w:line="240" w:lineRule="auto"/>
-        <w:ind w:left="360"/>
-        <w:rPr>
-          <w:rFonts w:ascii="Times New Roman" w:eastAsia="Times New Roman" w:hAnsi="Times New Roman" w:cs="Times New Roman"/>
-          <w:sz w:val="28"/>
-          <w:szCs w:val="28"/>
-          <w:lang w:eastAsia="en-IN"/>
-        </w:rPr>
-      </w:pPr>
-      <w:r>
-        <w:rPr>
-          <w:rFonts w:ascii="Times New Roman" w:eastAsia="Times New Roman" w:hAnsi="Times New Roman" w:cs="Times New Roman"/>
-          <w:sz w:val="28"/>
-          <w:szCs w:val="28"/>
-          <w:lang w:eastAsia="en-IN"/>
-        </w:rPr>
-        <w:t>Total Earnings = Completed Rides × $5</w:t>
-      </w:r>
-    </w:p>
-    <w:p>
-      <w:pPr>
-        <w:spacing w:before="100" w:beforeAutospacing="1" w:after="100" w:afterAutospacing="1" w:line="240" w:lineRule="auto"/>
-        <w:ind w:left="360"/>
-        <w:rPr>
-          <w:rFonts w:ascii="Times New Roman" w:eastAsia="Times New Roman" w:hAnsi="Times New Roman" w:cs="Times New Roman"/>
-          <w:sz w:val="28"/>
-          <w:szCs w:val="28"/>
-          <w:lang w:eastAsia="en-IN"/>
-        </w:rPr>
-      </w:pPr>
-      <w:r>
-        <w:rPr>
-          <w:rFonts w:ascii="Times New Roman" w:eastAsia="Times New Roman" w:hAnsi="Times New Roman" w:cs="Times New Roman"/>
-          <w:sz w:val="28"/>
-          <w:szCs w:val="28"/>
-          <w:lang w:eastAsia="en-IN"/>
-        </w:rPr>
-        <w:t>Example:</w:t>
-      </w:r>
-    </w:p>
-    <w:p>
-      <w:pPr>
-        <w:spacing w:before="100" w:beforeAutospacing="1" w:after="100" w:afterAutospacing="1" w:line="240" w:lineRule="auto"/>
-        <w:ind w:left="360"/>
-        <w:rPr>
-          <w:rFonts w:ascii="Times New Roman" w:eastAsia="Times New Roman" w:hAnsi="Times New Roman" w:cs="Times New Roman"/>
-          <w:sz w:val="28"/>
-          <w:szCs w:val="28"/>
-          <w:lang w:eastAsia="en-IN"/>
-        </w:rPr>
-      </w:pPr>
-      <w:r>
-        <w:rPr>
-          <w:rFonts w:ascii="Times New Roman" w:eastAsia="Times New Roman" w:hAnsi="Times New Roman" w:cs="Times New Roman"/>
-          <w:sz w:val="28"/>
-          <w:szCs w:val="28"/>
-          <w:lang w:eastAsia="en-IN"/>
-        </w:rPr>
-        <w:t>Completed Rides = 4</w:t>
-      </w:r>
-    </w:p>
-    <w:p>
-      <w:pPr>
-        <w:spacing w:before="100" w:beforeAutospacing="1" w:after="100" w:afterAutospacing="1" w:line="240" w:lineRule="auto"/>
-        <w:ind w:left="360"/>
-        <w:rPr>
-          <w:rFonts w:ascii="Times New Roman" w:eastAsia="Times New Roman" w:hAnsi="Times New Roman" w:cs="Times New Roman"/>
-          <w:sz w:val="28"/>
-          <w:szCs w:val="28"/>
-          <w:lang w:eastAsia="en-IN"/>
-        </w:rPr>
-      </w:pPr>
-      <w:r>
-        <w:rPr>
-          <w:rFonts w:ascii="Times New Roman" w:eastAsia="Times New Roman" w:hAnsi="Times New Roman" w:cs="Times New Roman"/>
-          <w:sz w:val="28"/>
-          <w:szCs w:val="28"/>
-          <w:lang w:eastAsia="en-IN"/>
-        </w:rPr>
-        <w:t>Earnings = 4 × $5 = $20</w:t>
-      </w:r>
-    </w:p>
-    <w:p>
-      <w:pPr>
-        <w:spacing w:before="100" w:beforeAutospacing="1" w:after="100" w:afterAutospacing="1" w:line="240" w:lineRule="auto"/>
-        <w:ind w:left="360"/>
-        <w:rPr>
-          <w:rFonts w:ascii="Times New Roman" w:eastAsia="Times New Roman" w:hAnsi="Times New Roman" w:cs="Times New Roman"/>
-          <w:sz w:val="28"/>
-          <w:szCs w:val="28"/>
-          <w:lang w:eastAsia="en-IN"/>
-        </w:rPr>
-      </w:pPr>
-      <w:r>
-        <w:rPr>
-          <w:rFonts w:ascii="Times New Roman" w:eastAsia="Times New Roman" w:hAnsi="Times New Roman" w:cs="Times New Roman"/>
-          <w:sz w:val="28"/>
-          <w:szCs w:val="28"/>
-          <w:lang w:eastAsia="en-IN"/>
-        </w:rPr>
-        <w:lastRenderedPageBreak/>
-        <w:t>The consumer continuously updates driver statistics whenever new completed rides arrive.</w:t>
-      </w:r>
-    </w:p>
-    <w:p>
-      <w:pPr>
-        <w:spacing w:before="100" w:beforeAutospacing="1" w:after="100" w:afterAutospacing="1" w:line="240" w:lineRule="auto"/>
-        <w:ind w:left="360"/>
-        <w:rPr>
-          <w:rFonts w:ascii="Times New Roman" w:eastAsia="Times New Roman" w:hAnsi="Times New Roman" w:cs="Times New Roman"/>
-          <w:sz w:val="28"/>
-          <w:szCs w:val="28"/>
-          <w:lang w:eastAsia="en-IN"/>
-        </w:rPr>
-      </w:pPr>
-      <w:r>
-        <w:rPr>
-          <w:rFonts w:ascii="Times New Roman" w:eastAsia="Times New Roman" w:hAnsi="Times New Roman" w:cs="Times New Roman"/>
-          <w:noProof/>
-          <w:sz w:val="28"/>
-          <w:szCs w:val="28"/>
-          <w:lang w:eastAsia="en-IN"/>
-        </w:rPr>
-        <w:drawing>
-          <wp:inline distT="0" distB="0" distL="0" distR="0" wp14:anchorId="5AD08290" wp14:editId="28FE1B39">
-            <wp:extent cx="5731510" cy="2717165"/>
-            <wp:effectExtent l="0" t="0" r="2540" b="6985"/>
-            <wp:docPr id="4" name="Picture 4"/>
-            <wp:cNvGraphicFramePr>
-              <a:graphicFrameLocks xmlns:a="http://schemas.openxmlformats.org/drawingml/2006/main" noChangeAspect="1"/>
-            </wp:cNvGraphicFramePr>
-            <a:graphic xmlns:a="http://schemas.openxmlformats.org/drawingml/2006/main">
-              <a:graphicData uri="http://schemas.openxmlformats.org/drawingml/2006/picture">
-                <pic:pic xmlns:pic="http://schemas.openxmlformats.org/drawingml/2006/picture">
-                  <pic:nvPicPr>
-                    <pic:cNvPr id="4" name="3C.png"/>
-                    <pic:cNvPicPr/>
-                  </pic:nvPicPr>
-                  <pic:blipFill>
-                    <a:blip r:embed="rId11" cstate="print">
-                      <a:extLst>
-                        <a:ext uri="{28A0092B-C50C-407E-A947-70E740481C1C}">
-                          <a14:useLocalDpi xmlns:a14="http://schemas.microsoft.com/office/drawing/2010/main" val="0"/>
-                        </a:ext>
-                      </a:extLst>
-                    </a:blip>
-                    <a:stretch>
-                      <a:fillRect/>
-                    </a:stretch>
-                  </pic:blipFill>
-                  <pic:spPr>
-                    <a:xfrm>
-                      <a:off x="0" y="0"/>
-                      <a:ext cx="5731510" cy="2717165"/>
-                    </a:xfrm>
-                    <a:prstGeom prst="rect">
-                      <a:avLst/>
-                    </a:prstGeom>
-                  </pic:spPr>
-                </pic:pic>
-              </a:graphicData>
-            </a:graphic>
-          </wp:inline>
-        </w:drawing>
-      </w:r>
-      <w:r>
-        <w:rPr>
-          <w:rFonts w:ascii="Times New Roman" w:eastAsia="Times New Roman" w:hAnsi="Times New Roman" w:cs="Times New Roman"/>
-          <w:sz w:val="28"/>
-          <w:szCs w:val="28"/>
-          <w:lang w:eastAsia="en-IN"/>
-        </w:rPr>
-        <w:br/>
-      </w:r>
-      <w:r>
-        <w:rPr>
-          <w:rFonts w:ascii="Times New Roman" w:eastAsia="Times New Roman" w:hAnsi="Times New Roman" w:cs="Times New Roman"/>
-          <w:sz w:val="28"/>
-          <w:szCs w:val="28"/>
-          <w:lang w:eastAsia="en-IN"/>
-        </w:rPr>
-        <w:t xml:space="preserve">                </w:t>
-      </w:r>
-      <w:proofErr w:type="gramStart"/>
-      <w:r>
-        <w:rPr>
-          <w:rFonts w:ascii="Times New Roman" w:eastAsia="Times New Roman" w:hAnsi="Times New Roman" w:cs="Times New Roman"/>
-          <w:sz w:val="28"/>
-          <w:szCs w:val="28"/>
-          <w:lang w:eastAsia="en-IN"/>
-        </w:rPr>
-        <w:t>Fig</w:t>
-      </w:r>
-      <w:r>
-        <w:rPr>
-          <w:rFonts w:ascii="Times New Roman" w:eastAsia="Times New Roman" w:hAnsi="Times New Roman" w:cs="Times New Roman"/>
-          <w:sz w:val="28"/>
-          <w:szCs w:val="28"/>
-          <w:lang w:eastAsia="en-IN"/>
-        </w:rPr>
-        <w:t>:</w:t>
-      </w:r>
-      <w:r>
-        <w:rPr>
-          <w:rFonts w:ascii="Times New Roman" w:eastAsia="Times New Roman" w:hAnsi="Times New Roman" w:cs="Times New Roman"/>
-          <w:sz w:val="28"/>
-          <w:szCs w:val="28"/>
-          <w:lang w:eastAsia="en-IN"/>
-        </w:rPr>
-        <w:t>.</w:t>
-      </w:r>
-      <w:proofErr w:type="gramEnd"/>
-      <w:r>
-        <w:rPr>
-          <w:rFonts w:ascii="Times New Roman" w:eastAsia="Times New Roman" w:hAnsi="Times New Roman" w:cs="Times New Roman"/>
-          <w:sz w:val="28"/>
-          <w:szCs w:val="28"/>
-          <w:lang w:eastAsia="en-IN"/>
-        </w:rPr>
-        <w:t xml:space="preserve"> Driver Earnings Calculation and Aggregation</w:t>
-      </w:r>
-    </w:p>
-    <w:p>
-      <w:pPr>
-        <w:spacing w:after="0" w:line="240" w:lineRule="auto"/>
-        <w:ind w:left="360"/>
-        <w:rPr>
-          <w:rFonts w:ascii="Times New Roman" w:eastAsia="Times New Roman" w:hAnsi="Times New Roman" w:cs="Times New Roman"/>
-          <w:sz w:val="28"/>
-          <w:szCs w:val="28"/>
-          <w:lang w:eastAsia="en-IN"/>
-        </w:rPr>
-      </w:pPr>
-    </w:p>
-    <w:p>
-      <w:pPr>
-        <w:spacing w:before="100" w:beforeAutospacing="1" w:after="100" w:afterAutospacing="1" w:line="240" w:lineRule="auto"/>
-        <w:ind w:left="360"/>
-        <w:rPr>
-          <w:rFonts w:ascii="Times New Roman" w:eastAsia="Times New Roman" w:hAnsi="Times New Roman" w:cs="Times New Roman"/>
-          <w:b/>
-          <w:sz w:val="32"/>
-          <w:szCs w:val="28"/>
-          <w:lang w:eastAsia="en-IN"/>
-        </w:rPr>
-      </w:pPr>
-      <w:r>
-        <w:rPr>
-          <w:rFonts w:ascii="Times New Roman" w:eastAsia="Times New Roman" w:hAnsi="Times New Roman" w:cs="Times New Roman"/>
-          <w:b/>
-          <w:sz w:val="32"/>
-          <w:szCs w:val="28"/>
-          <w:lang w:eastAsia="en-IN"/>
-        </w:rPr>
-        <w:t>TOP DRIVER ANALYTICS</w:t>
-      </w:r>
-    </w:p>
-    <w:p>
-      <w:pPr>
-        <w:spacing w:before="100" w:beforeAutospacing="1" w:after="100" w:afterAutospacing="1" w:line="240" w:lineRule="auto"/>
-        <w:ind w:left="360"/>
-        <w:rPr>
-          <w:rFonts w:ascii="Times New Roman" w:eastAsia="Times New Roman" w:hAnsi="Times New Roman" w:cs="Times New Roman"/>
-          <w:sz w:val="28"/>
-          <w:szCs w:val="28"/>
-          <w:lang w:eastAsia="en-IN"/>
-        </w:rPr>
-      </w:pPr>
-      <w:r>
-        <w:rPr>
-          <w:rFonts w:ascii="Times New Roman" w:eastAsia="Times New Roman" w:hAnsi="Times New Roman" w:cs="Times New Roman"/>
-          <w:sz w:val="28"/>
-          <w:szCs w:val="28"/>
-          <w:lang w:eastAsia="en-IN"/>
-        </w:rPr>
-        <w:t>The top5_drivers.py module generates a ranking of drivers according to ride completion statistics.</w:t>
+        <w:t>The top_drivers.py module generates a ranking of drivers according to ride completion statistics.</w:t>
       </w:r>
     </w:p>
     <w:p>
@@ -2331,7 +2375,27 @@
           <w:szCs w:val="28"/>
           <w:lang w:eastAsia="en-IN"/>
         </w:rPr>
-        <w:t>Fig. Top 5 Driver Performance Report</w:t>
+        <w:t xml:space="preserve">Fig. </w:t>
+      </w:r>
+      <w:proofErr w:type="gramStart"/>
+      <w:r>
+        <w:rPr>
+          <w:rFonts w:ascii="Times New Roman" w:eastAsia="Times New Roman" w:hAnsi="Times New Roman" w:cs="Times New Roman"/>
+          <w:sz w:val="28"/>
+          <w:szCs w:val="28"/>
+          <w:lang w:eastAsia="en-IN"/>
+        </w:rPr>
+        <w:t>Top  Driver</w:t>
+      </w:r>
+      <w:proofErr w:type="gramEnd"/>
+      <w:r>
+        <w:rPr>
+          <w:rFonts w:ascii="Times New Roman" w:eastAsia="Times New Roman" w:hAnsi="Times New Roman" w:cs="Times New Roman"/>
+          <w:sz w:val="28"/>
+          <w:szCs w:val="28"/>
+          <w:lang w:eastAsia="en-IN"/>
+        </w:rPr>
+        <w:t xml:space="preserve"> Performance Report</w:t>
       </w:r>
     </w:p>
     <w:p>
@@ -3256,18 +3320,7 @@
           <w:szCs w:val="28"/>
           <w:lang w:eastAsia="en-IN"/>
         </w:rPr>
-        <w:t>The system successfully achieved all pro</w:t>
-      </w:r>
-      <w:bookmarkStart w:id="0" w:name="_GoBack"/>
-      <w:bookmarkEnd w:id="0"/>
-      <w:r>
-        <w:rPr>
-          <w:rFonts w:ascii="Times New Roman" w:eastAsia="Times New Roman" w:hAnsi="Times New Roman" w:cs="Times New Roman"/>
-          <w:sz w:val="28"/>
-          <w:szCs w:val="28"/>
-          <w:lang w:eastAsia="en-IN"/>
-        </w:rPr>
-        <w:t>ject objectives.</w:t>
+        <w:t>The system successfully achieved all project objectives.</w:t>
       </w:r>
     </w:p>
     <w:p>
@@ -7396,6 +7449,119 @@
     </w:lvl>
   </w:abstractNum>
   <w:abstractNum w:abstractNumId="30" w15:restartNumberingAfterBreak="0">
+    <w:nsid w:val="591D71BE"/>
+    <w:multiLevelType w:val="hybridMultilevel"/>
+    <w:tmpl w:val="AD8A08D4"/>
+    <w:lvl w:ilvl="0" w:tplc="40090001">
+      <w:start w:val="1"/>
+      <w:numFmt w:val="bullet"/>
+      <w:lvlText w:val=""/>
+      <w:lvlJc w:val="left"/>
+      <w:pPr>
+        <w:ind w:left="1800" w:hanging="360"/>
+      </w:pPr>
+      <w:rPr>
+        <w:rFonts w:ascii="Symbol" w:hAnsi="Symbol" w:hint="default"/>
+      </w:rPr>
+    </w:lvl>
+    <w:lvl w:ilvl="1" w:tplc="40090003" w:tentative="1">
+      <w:start w:val="1"/>
+      <w:numFmt w:val="bullet"/>
+      <w:lvlText w:val="o"/>
+      <w:lvlJc w:val="left"/>
+      <w:pPr>
+        <w:ind w:left="2520" w:hanging="360"/>
+      </w:pPr>
+      <w:rPr>
+        <w:rFonts w:ascii="Courier New" w:hAnsi="Courier New" w:cs="Courier New" w:hint="default"/>
+      </w:rPr>
+    </w:lvl>
+    <w:lvl w:ilvl="2" w:tplc="40090005" w:tentative="1">
+      <w:start w:val="1"/>
+      <w:numFmt w:val="bullet"/>
+      <w:lvlText w:val=""/>
+      <w:lvlJc w:val="left"/>
+      <w:pPr>
+        <w:ind w:left="3240" w:hanging="360"/>
+      </w:pPr>
+      <w:rPr>
+        <w:rFonts w:ascii="Wingdings" w:hAnsi="Wingdings" w:hint="default"/>
+      </w:rPr>
+    </w:lvl>
+    <w:lvl w:ilvl="3" w:tplc="40090001" w:tentative="1">
+      <w:start w:val="1"/>
+      <w:numFmt w:val="bullet"/>
+      <w:lvlText w:val=""/>
+      <w:lvlJc w:val="left"/>
+      <w:pPr>
+        <w:ind w:left="3960" w:hanging="360"/>
+      </w:pPr>
+      <w:rPr>
+        <w:rFonts w:ascii="Symbol" w:hAnsi="Symbol" w:hint="default"/>
+      </w:rPr>
+    </w:lvl>
+    <w:lvl w:ilvl="4" w:tplc="40090003" w:tentative="1">
+      <w:start w:val="1"/>
+      <w:numFmt w:val="bullet"/>
+      <w:lvlText w:val="o"/>
+      <w:lvlJc w:val="left"/>
+      <w:pPr>
+        <w:ind w:left="4680" w:hanging="360"/>
+      </w:pPr>
+      <w:rPr>
+        <w:rFonts w:ascii="Courier New" w:hAnsi="Courier New" w:cs="Courier New" w:hint="default"/>
+      </w:rPr>
+    </w:lvl>
+    <w:lvl w:ilvl="5" w:tplc="40090005" w:tentative="1">
+      <w:start w:val="1"/>
+      <w:numFmt w:val="bullet"/>
+      <w:lvlText w:val=""/>
+      <w:lvlJc w:val="left"/>
+      <w:pPr>
+        <w:ind w:left="5400" w:hanging="360"/>
+      </w:pPr>
+      <w:rPr>
+        <w:rFonts w:ascii="Wingdings" w:hAnsi="Wingdings" w:hint="default"/>
+      </w:rPr>
+    </w:lvl>
+    <w:lvl w:ilvl="6" w:tplc="40090001" w:tentative="1">
+      <w:start w:val="1"/>
+      <w:numFmt w:val="bullet"/>
+      <w:lvlText w:val=""/>
+      <w:lvlJc w:val="left"/>
+      <w:pPr>
+        <w:ind w:left="6120" w:hanging="360"/>
+      </w:pPr>
+      <w:rPr>
+        <w:rFonts w:ascii="Symbol" w:hAnsi="Symbol" w:hint="default"/>
+      </w:rPr>
+    </w:lvl>
+    <w:lvl w:ilvl="7" w:tplc="40090003" w:tentative="1">
+      <w:start w:val="1"/>
+      <w:numFmt w:val="bullet"/>
+      <w:lvlText w:val="o"/>
+      <w:lvlJc w:val="left"/>
+      <w:pPr>
+        <w:ind w:left="6840" w:hanging="360"/>
+      </w:pPr>
+      <w:rPr>
+        <w:rFonts w:ascii="Courier New" w:hAnsi="Courier New" w:cs="Courier New" w:hint="default"/>
+      </w:rPr>
+    </w:lvl>
+    <w:lvl w:ilvl="8" w:tplc="40090005" w:tentative="1">
+      <w:start w:val="1"/>
+      <w:numFmt w:val="bullet"/>
+      <w:lvlText w:val=""/>
+      <w:lvlJc w:val="left"/>
+      <w:pPr>
+        <w:ind w:left="7560" w:hanging="360"/>
+      </w:pPr>
+      <w:rPr>
+        <w:rFonts w:ascii="Wingdings" w:hAnsi="Wingdings" w:hint="default"/>
+      </w:rPr>
+    </w:lvl>
+  </w:abstractNum>
+  <w:abstractNum w:abstractNumId="31" w15:restartNumberingAfterBreak="0">
     <w:nsid w:val="5DFB413C"/>
     <w:multiLevelType w:val="hybridMultilevel"/>
     <w:tmpl w:val="ACEA1E48"/>
@@ -7508,7 +7674,7 @@
       </w:rPr>
     </w:lvl>
   </w:abstractNum>
-  <w:abstractNum w:abstractNumId="31" w15:restartNumberingAfterBreak="0">
+  <w:abstractNum w:abstractNumId="32" w15:restartNumberingAfterBreak="0">
     <w:nsid w:val="5F84109C"/>
     <w:multiLevelType w:val="multilevel"/>
     <w:tmpl w:val="A50416FC"/>
@@ -7621,7 +7787,7 @@
       </w:pPr>
     </w:lvl>
   </w:abstractNum>
-  <w:abstractNum w:abstractNumId="32" w15:restartNumberingAfterBreak="0">
+  <w:abstractNum w:abstractNumId="33" w15:restartNumberingAfterBreak="0">
     <w:nsid w:val="62C02AEF"/>
     <w:multiLevelType w:val="multilevel"/>
     <w:tmpl w:val="765641C6"/>
@@ -7734,7 +7900,7 @@
       </w:pPr>
     </w:lvl>
   </w:abstractNum>
-  <w:abstractNum w:abstractNumId="33" w15:restartNumberingAfterBreak="0">
+  <w:abstractNum w:abstractNumId="34" w15:restartNumberingAfterBreak="0">
     <w:nsid w:val="63B26341"/>
     <w:multiLevelType w:val="multilevel"/>
     <w:tmpl w:val="01989900"/>
@@ -7847,7 +8013,7 @@
       </w:pPr>
     </w:lvl>
   </w:abstractNum>
-  <w:abstractNum w:abstractNumId="34" w15:restartNumberingAfterBreak="0">
+  <w:abstractNum w:abstractNumId="35" w15:restartNumberingAfterBreak="0">
     <w:nsid w:val="65CD3060"/>
     <w:multiLevelType w:val="hybridMultilevel"/>
     <w:tmpl w:val="2B9EB5E6"/>
@@ -7960,7 +8126,7 @@
       </w:rPr>
     </w:lvl>
   </w:abstractNum>
-  <w:abstractNum w:abstractNumId="35" w15:restartNumberingAfterBreak="0">
+  <w:abstractNum w:abstractNumId="36" w15:restartNumberingAfterBreak="0">
     <w:nsid w:val="65ED7978"/>
     <w:multiLevelType w:val="multilevel"/>
     <w:tmpl w:val="83FA977E"/>
@@ -8073,7 +8239,7 @@
       </w:pPr>
     </w:lvl>
   </w:abstractNum>
-  <w:abstractNum w:abstractNumId="36" w15:restartNumberingAfterBreak="0">
+  <w:abstractNum w:abstractNumId="37" w15:restartNumberingAfterBreak="0">
     <w:nsid w:val="6B002DD7"/>
     <w:multiLevelType w:val="multilevel"/>
     <w:tmpl w:val="8B0A92CA"/>
@@ -8186,7 +8352,7 @@
       </w:pPr>
     </w:lvl>
   </w:abstractNum>
-  <w:abstractNum w:abstractNumId="37" w15:restartNumberingAfterBreak="0">
+  <w:abstractNum w:abstractNumId="38" w15:restartNumberingAfterBreak="0">
     <w:nsid w:val="6CC74C12"/>
     <w:multiLevelType w:val="multilevel"/>
     <w:tmpl w:val="12687026"/>
@@ -8299,7 +8465,7 @@
       </w:pPr>
     </w:lvl>
   </w:abstractNum>
-  <w:abstractNum w:abstractNumId="38" w15:restartNumberingAfterBreak="0">
+  <w:abstractNum w:abstractNumId="39" w15:restartNumberingAfterBreak="0">
     <w:nsid w:val="6D4B2D5B"/>
     <w:multiLevelType w:val="multilevel"/>
     <w:tmpl w:val="72C8D3A2"/>
@@ -8412,7 +8578,7 @@
       </w:pPr>
     </w:lvl>
   </w:abstractNum>
-  <w:abstractNum w:abstractNumId="39" w15:restartNumberingAfterBreak="0">
+  <w:abstractNum w:abstractNumId="40" w15:restartNumberingAfterBreak="0">
     <w:nsid w:val="6F665E13"/>
     <w:multiLevelType w:val="multilevel"/>
     <w:tmpl w:val="7D70A580"/>
@@ -8525,7 +8691,7 @@
       </w:pPr>
     </w:lvl>
   </w:abstractNum>
-  <w:abstractNum w:abstractNumId="40" w15:restartNumberingAfterBreak="0">
+  <w:abstractNum w:abstractNumId="41" w15:restartNumberingAfterBreak="0">
     <w:nsid w:val="70751ADF"/>
     <w:multiLevelType w:val="multilevel"/>
     <w:tmpl w:val="3F0E8F74"/>
@@ -8638,7 +8804,7 @@
       </w:pPr>
     </w:lvl>
   </w:abstractNum>
-  <w:abstractNum w:abstractNumId="41" w15:restartNumberingAfterBreak="0">
+  <w:abstractNum w:abstractNumId="42" w15:restartNumberingAfterBreak="0">
     <w:nsid w:val="75E650F3"/>
     <w:multiLevelType w:val="multilevel"/>
     <w:tmpl w:val="68FC129A"/>
@@ -8787,7 +8953,7 @@
       </w:rPr>
     </w:lvl>
   </w:abstractNum>
-  <w:abstractNum w:abstractNumId="42" w15:restartNumberingAfterBreak="0">
+  <w:abstractNum w:abstractNumId="43" w15:restartNumberingAfterBreak="0">
     <w:nsid w:val="76F910D0"/>
     <w:multiLevelType w:val="multilevel"/>
     <w:tmpl w:val="7E2CFB86"/>
@@ -8900,7 +9066,7 @@
       </w:pPr>
     </w:lvl>
   </w:abstractNum>
-  <w:abstractNum w:abstractNumId="43" w15:restartNumberingAfterBreak="0">
+  <w:abstractNum w:abstractNumId="44" w15:restartNumberingAfterBreak="0">
     <w:nsid w:val="7D807DD2"/>
     <w:multiLevelType w:val="multilevel"/>
     <w:tmpl w:val="54E06ED0"/>
@@ -9013,7 +9179,7 @@
       </w:pPr>
     </w:lvl>
   </w:abstractNum>
-  <w:abstractNum w:abstractNumId="44" w15:restartNumberingAfterBreak="0">
+  <w:abstractNum w:abstractNumId="45" w15:restartNumberingAfterBreak="0">
     <w:nsid w:val="7DDF2DFA"/>
     <w:multiLevelType w:val="multilevel"/>
     <w:tmpl w:val="19EE0E6A"/>
@@ -9130,7 +9296,7 @@
     <w:abstractNumId w:val="23"/>
   </w:num>
   <w:num w:numId="2">
-    <w:abstractNumId w:val="41"/>
+    <w:abstractNumId w:val="42"/>
   </w:num>
   <w:num w:numId="3">
     <w:abstractNumId w:val="1"/>
@@ -9163,19 +9329,19 @@
     <w:abstractNumId w:val="16"/>
   </w:num>
   <w:num w:numId="13">
-    <w:abstractNumId w:val="39"/>
+    <w:abstractNumId w:val="40"/>
   </w:num>
   <w:num w:numId="14">
-    <w:abstractNumId w:val="42"/>
+    <w:abstractNumId w:val="43"/>
   </w:num>
   <w:num w:numId="15">
-    <w:abstractNumId w:val="37"/>
+    <w:abstractNumId w:val="38"/>
   </w:num>
   <w:num w:numId="16">
-    <w:abstractNumId w:val="43"/>
+    <w:abstractNumId w:val="44"/>
   </w:num>
   <w:num w:numId="17">
-    <w:abstractNumId w:val="31"/>
+    <w:abstractNumId w:val="32"/>
   </w:num>
   <w:num w:numId="18">
     <w:abstractNumId w:val="2"/>
@@ -9187,10 +9353,10 @@
     <w:abstractNumId w:val="3"/>
   </w:num>
   <w:num w:numId="21">
-    <w:abstractNumId w:val="32"/>
+    <w:abstractNumId w:val="33"/>
   </w:num>
   <w:num w:numId="22">
-    <w:abstractNumId w:val="35"/>
+    <w:abstractNumId w:val="36"/>
   </w:num>
   <w:num w:numId="23">
     <w:abstractNumId w:val="10"/>
@@ -9202,10 +9368,10 @@
     <w:abstractNumId w:val="26"/>
   </w:num>
   <w:num w:numId="26">
-    <w:abstractNumId w:val="36"/>
+    <w:abstractNumId w:val="37"/>
   </w:num>
   <w:num w:numId="27">
-    <w:abstractNumId w:val="38"/>
+    <w:abstractNumId w:val="39"/>
   </w:num>
   <w:num w:numId="28">
     <w:abstractNumId w:val="25"/>
@@ -9223,16 +9389,16 @@
     <w:abstractNumId w:val="7"/>
   </w:num>
   <w:num w:numId="33">
-    <w:abstractNumId w:val="44"/>
+    <w:abstractNumId w:val="45"/>
   </w:num>
   <w:num w:numId="34">
     <w:abstractNumId w:val="19"/>
   </w:num>
   <w:num w:numId="35">
-    <w:abstractNumId w:val="40"/>
+    <w:abstractNumId w:val="41"/>
   </w:num>
   <w:num w:numId="36">
-    <w:abstractNumId w:val="33"/>
+    <w:abstractNumId w:val="34"/>
   </w:num>
   <w:num w:numId="37">
     <w:abstractNumId w:val="4"/>
@@ -9247,7 +9413,7 @@
     <w:abstractNumId w:val="29"/>
   </w:num>
   <w:num w:numId="41">
-    <w:abstractNumId w:val="30"/>
+    <w:abstractNumId w:val="31"/>
   </w:num>
   <w:num w:numId="42">
     <w:abstractNumId w:val="9"/>
@@ -9256,10 +9422,13 @@
     <w:abstractNumId w:val="21"/>
   </w:num>
   <w:num w:numId="44">
-    <w:abstractNumId w:val="34"/>
+    <w:abstractNumId w:val="35"/>
   </w:num>
   <w:num w:numId="45">
     <w:abstractNumId w:val="14"/>
+  </w:num>
+  <w:num w:numId="46">
+    <w:abstractNumId w:val="30"/>
   </w:num>
 </w:numbering>
 </file>
@@ -10212,7 +10381,7 @@
 </file>
 
 <file path=customXml/itemProps1.xml><?xml version="1.0" encoding="utf-8"?>
-<ds:datastoreItem xmlns:ds="http://schemas.openxmlformats.org/officeDocument/2006/customXml" ds:itemID="{7AC20BEF-590B-43BA-BF13-6C4E84E9102E}">
+<ds:datastoreItem xmlns:ds="http://schemas.openxmlformats.org/officeDocument/2006/customXml" ds:itemID="{C8A5ABDE-777F-463D-8F3A-62172D31B853}">
   <ds:schemaRefs>
     <ds:schemaRef ds:uri="http://schemas.openxmlformats.org/officeDocument/2006/bibliography"/>
   </ds:schemaRefs>
